--- a/docs/blog-7-draft-review.docx
+++ b/docs/blog-7-draft-review.docx
@@ -279,6 +279,338 @@
           <w:sz w:val="22"/>
         </w:rPr>
         <w:t xml:space="preserve"> (cluster numbering — Option A vs B) at the top of the doc that needs Aaron's call. See §"GetCito's numbering question" below.</w:t>
+      </w:r>
+    </w:p>
+    <w:p/>
+    <w:p>
+      <w:pPr>
+        <w:shd w:val="clear" w:color="auto" w:fill="F0FFF5"/>
+        <w:pBdr>
+          <w:left w:val="single" w:sz="24" w:space="8" w:color="0A7A3C"/>
+        </w:pBdr>
+      </w:pPr>
+      <w:r>
+        <w:rPr>
+          <w:b/>
+          <w:color w:val="0A4F25"/>
+          <w:sz w:val="18"/>
+        </w:rPr>
+        <w:t>CORRECTION — HOMEPAGE +18% WIDGET WAS A REAL ISSUE (GETCITO WAS RIGHT)</w:t>
+      </w:r>
+    </w:p>
+    <w:p>
+      <w:pPr>
+        <w:shd w:val="clear" w:color="auto" w:fill="F0FFF5"/>
+        <w:pBdr>
+          <w:left w:val="single" w:sz="24" w:space="8" w:color="0A7A3C"/>
+        </w:pBdr>
+      </w:pPr>
+      <w:r>
+        <w:rPr>
+          <w:color w:val="0A7A3C"/>
+          <w:sz w:val="22"/>
+        </w:rPr>
+        <w:t xml:space="preserve">In the v2 outline-feedback doc I told the team this was a "false flag" after a </w:t>
+      </w:r>
+      <w:r>
+        <w:rPr>
+          <w:rFonts w:ascii="Menlo" w:hAnsi="Menlo"/>
+          <w:color w:val="0A7A3C"/>
+          <w:sz w:val="20"/>
+        </w:rPr>
+        <w:t>grep -rniE "\\+?18%"</w:t>
+      </w:r>
+      <w:r>
+        <w:rPr>
+          <w:color w:val="0A7A3C"/>
+          <w:sz w:val="22"/>
+        </w:rPr>
+        <w:t xml:space="preserve"> sweep of </w:t>
+      </w:r>
+      <w:r>
+        <w:rPr>
+          <w:rFonts w:ascii="Menlo" w:hAnsi="Menlo"/>
+          <w:color w:val="0A7A3C"/>
+          <w:sz w:val="20"/>
+        </w:rPr>
+        <w:t>src/</w:t>
+      </w:r>
+      <w:r>
+        <w:rPr>
+          <w:color w:val="0A7A3C"/>
+          <w:sz w:val="22"/>
+        </w:rPr>
+        <w:t xml:space="preserve"> turned up only legitimate references (Blog 4 cold open, pillar's Maryssa Payne stat, comp set guide's discipline metric). </w:t>
+      </w:r>
+      <w:r>
+        <w:rPr>
+          <w:b/>
+          <w:color w:val="0A7A3C"/>
+          <w:sz w:val="22"/>
+        </w:rPr>
+        <w:t>I was wrong.</w:t>
+      </w:r>
+    </w:p>
+    <w:p>
+      <w:pPr>
+        <w:shd w:val="clear" w:color="auto" w:fill="F0FFF5"/>
+        <w:pBdr>
+          <w:left w:val="single" w:sz="24" w:space="8" w:color="0A7A3C"/>
+        </w:pBdr>
+      </w:pPr>
+      <w:r>
+        <w:rPr>
+          <w:color w:val="0A7A3C"/>
+          <w:sz w:val="22"/>
+        </w:rPr>
+        <w:t xml:space="preserve">The +18% lived in </w:t>
+      </w:r>
+      <w:r>
+        <w:rPr>
+          <w:rFonts w:ascii="Menlo" w:hAnsi="Menlo"/>
+          <w:color w:val="0A7A3C"/>
+          <w:sz w:val="20"/>
+        </w:rPr>
+        <w:t>src/components/Features.jsx:14</w:t>
+      </w:r>
+      <w:r>
+        <w:rPr>
+          <w:color w:val="0A7A3C"/>
+          <w:sz w:val="22"/>
+        </w:rPr>
+        <w:t xml:space="preserve"> as a split string: </w:t>
+      </w:r>
+      <w:r>
+        <w:rPr>
+          <w:rFonts w:ascii="Menlo" w:hAnsi="Menlo"/>
+          <w:color w:val="0A7A3C"/>
+          <w:sz w:val="20"/>
+        </w:rPr>
+        <w:t>value: '+18'</w:t>
+      </w:r>
+      <w:r>
+        <w:rPr>
+          <w:color w:val="0A7A3C"/>
+          <w:sz w:val="22"/>
+        </w:rPr>
+        <w:t xml:space="preserve"> + </w:t>
+      </w:r>
+      <w:r>
+        <w:rPr>
+          <w:rFonts w:ascii="Menlo" w:hAnsi="Menlo"/>
+          <w:color w:val="0A7A3C"/>
+          <w:sz w:val="20"/>
+        </w:rPr>
+        <w:t>suffix: '%'</w:t>
+      </w:r>
+      <w:r>
+        <w:rPr>
+          <w:color w:val="0A7A3C"/>
+          <w:sz w:val="22"/>
+        </w:rPr>
+        <w:t>. Concatenated only at React render time, never both in the same source line, so the regex missed it. The screenshot GetCito shared (Revenue Intelligence card on the live homepage) showed the rendered output.</w:t>
+      </w:r>
+    </w:p>
+    <w:p>
+      <w:pPr>
+        <w:shd w:val="clear" w:color="auto" w:fill="F0FFF5"/>
+        <w:pBdr>
+          <w:left w:val="single" w:sz="24" w:space="8" w:color="0A7A3C"/>
+        </w:pBdr>
+      </w:pPr>
+      <w:r>
+        <w:rPr>
+          <w:b/>
+          <w:color w:val="0A7A3C"/>
+          <w:sz w:val="22"/>
+        </w:rPr>
+        <w:t xml:space="preserve">Fix committed to staging branch </w:t>
+      </w:r>
+      <w:r>
+        <w:rPr>
+          <w:rFonts w:ascii="Menlo" w:hAnsi="Menlo"/>
+          <w:b/>
+          <w:color w:val="0A7A3C"/>
+          <w:sz w:val="20"/>
+        </w:rPr>
+        <w:t>fifa-post-staging-2026-05-22</w:t>
+      </w:r>
+      <w:r>
+        <w:rPr>
+          <w:b/>
+          <w:color w:val="0A7A3C"/>
+          <w:sz w:val="22"/>
+        </w:rPr>
+        <w:t xml:space="preserve"> (commit 10acfa0):</w:t>
+      </w:r>
+    </w:p>
+    <w:p>
+      <w:pPr>
+        <w:pStyle w:val="ListBullet"/>
+      </w:pPr>
+      <w:r>
+        <w:rPr>
+          <w:color w:val="0A7A3C"/>
+          <w:sz w:val="22"/>
+        </w:rPr>
+        <w:t xml:space="preserve">Features.jsx now imports </w:t>
+      </w:r>
+      <w:r>
+        <w:rPr>
+          <w:rFonts w:ascii="Menlo" w:hAnsi="Menlo"/>
+          <w:color w:val="0A7A3C"/>
+          <w:sz w:val="20"/>
+        </w:rPr>
+        <w:t>PORTFOLIO_STATS</w:t>
+      </w:r>
+      <w:r>
+        <w:rPr>
+          <w:color w:val="0A7A3C"/>
+          <w:sz w:val="22"/>
+        </w:rPr>
+        <w:t xml:space="preserve"> from </w:t>
+      </w:r>
+      <w:r>
+        <w:rPr>
+          <w:rFonts w:ascii="Menlo" w:hAnsi="Menlo"/>
+          <w:color w:val="0A7A3C"/>
+          <w:sz w:val="20"/>
+        </w:rPr>
+        <w:t>src/data/portfolio-stats.ts</w:t>
+      </w:r>
+    </w:p>
+    <w:p>
+      <w:pPr>
+        <w:pStyle w:val="ListBullet"/>
+      </w:pPr>
+      <w:r>
+        <w:rPr>
+          <w:color w:val="0A7A3C"/>
+          <w:sz w:val="22"/>
+        </w:rPr>
+        <w:t xml:space="preserve">Hardcoded </w:t>
+      </w:r>
+      <w:r>
+        <w:rPr>
+          <w:rFonts w:ascii="Menlo" w:hAnsi="Menlo"/>
+          <w:color w:val="0A7A3C"/>
+          <w:sz w:val="20"/>
+        </w:rPr>
+        <w:t>'+18'</w:t>
+      </w:r>
+      <w:r>
+        <w:rPr>
+          <w:color w:val="0A7A3C"/>
+          <w:sz w:val="22"/>
+        </w:rPr>
+        <w:t xml:space="preserve"> → </w:t>
+      </w:r>
+      <w:r>
+        <w:rPr>
+          <w:rFonts w:ascii="Menlo" w:hAnsi="Menlo"/>
+          <w:color w:val="0A7A3C"/>
+          <w:sz w:val="20"/>
+        </w:rPr>
+        <w:t>` +${PORTFOLIO_STATS.revparLiftPct}`</w:t>
+      </w:r>
+      <w:r>
+        <w:rPr>
+          <w:color w:val="0A7A3C"/>
+          <w:sz w:val="22"/>
+        </w:rPr>
+        <w:t xml:space="preserve"> — tracks the SSOT automatically on future refreshes</w:t>
+      </w:r>
+    </w:p>
+    <w:p>
+      <w:pPr>
+        <w:pStyle w:val="ListBullet"/>
+      </w:pPr>
+      <w:r>
+        <w:rPr>
+          <w:color w:val="0A7A3C"/>
+          <w:sz w:val="22"/>
+        </w:rPr>
+        <w:t xml:space="preserve">Build verified: </w:t>
+      </w:r>
+      <w:r>
+        <w:rPr>
+          <w:rFonts w:ascii="Menlo" w:hAnsi="Menlo"/>
+          <w:color w:val="0A7A3C"/>
+          <w:sz w:val="20"/>
+        </w:rPr>
+        <w:t>+24%</w:t>
+      </w:r>
+      <w:r>
+        <w:rPr>
+          <w:color w:val="0A7A3C"/>
+          <w:sz w:val="22"/>
+        </w:rPr>
+        <w:t xml:space="preserve"> now appears in </w:t>
+      </w:r>
+      <w:r>
+        <w:rPr>
+          <w:rFonts w:ascii="Menlo" w:hAnsi="Menlo"/>
+          <w:color w:val="0A7A3C"/>
+          <w:sz w:val="20"/>
+        </w:rPr>
+        <w:t>dist/</w:t>
+      </w:r>
+      <w:r>
+        <w:rPr>
+          <w:color w:val="0A7A3C"/>
+          <w:sz w:val="22"/>
+        </w:rPr>
+        <w:t xml:space="preserve"> output; </w:t>
+      </w:r>
+      <w:r>
+        <w:rPr>
+          <w:rFonts w:ascii="Menlo" w:hAnsi="Menlo"/>
+          <w:color w:val="0A7A3C"/>
+          <w:sz w:val="20"/>
+        </w:rPr>
+        <w:t>+18%</w:t>
+      </w:r>
+      <w:r>
+        <w:rPr>
+          <w:color w:val="0A7A3C"/>
+          <w:sz w:val="22"/>
+        </w:rPr>
+        <w:t xml:space="preserve"> gone</w:t>
+      </w:r>
+    </w:p>
+    <w:p>
+      <w:pPr>
+        <w:pStyle w:val="ListBullet"/>
+      </w:pPr>
+      <w:r>
+        <w:rPr>
+          <w:color w:val="0A7A3C"/>
+          <w:sz w:val="22"/>
+        </w:rPr>
+        <w:t>Full site sweep confirmed: this was the only stale +18% reference anywhere in the codebase</w:t>
+      </w:r>
+    </w:p>
+    <w:p>
+      <w:pPr>
+        <w:shd w:val="clear" w:color="auto" w:fill="F0FFF5"/>
+        <w:pBdr>
+          <w:left w:val="single" w:sz="24" w:space="8" w:color="0A7A3C"/>
+        </w:pBdr>
+      </w:pPr>
+      <w:r>
+        <w:rPr>
+          <w:b/>
+          <w:color w:val="0A7A3C"/>
+          <w:sz w:val="22"/>
+        </w:rPr>
+        <w:t>Live homepage won't update until staging branch merges to main</w:t>
+      </w:r>
+      <w:r>
+        <w:rPr>
+          <w:color w:val="0A7A3C"/>
+          <w:sz w:val="22"/>
+        </w:rPr>
+        <w:t xml:space="preserve"> — Aaron's call on timing (see chat).</w:t>
       </w:r>
     </w:p>
     <w:p/>
